--- a/source-multichoice/build/es-technology-objects-2.docx
+++ b/source-multichoice/build/es-technology-objects-2.docx
@@ -45,17 +45,65 @@
       <w:r>
         <w:t>c)</w:t>
         <w:tab/>
+        <w:t>La eficiencia energética y el ahorro de energía.</w:t>
+      </w:r>
+    </w:p>
+    <w:p>
+      <w:pPr>
+        <w:pStyle w:val="Choice"/>
+      </w:pPr>
+      <w:r>
+        <w:t>d)</w:t>
+        <w:tab/>
         <w:t>La utilización del transporte público.</w:t>
       </w:r>
     </w:p>
     <w:p>
       <w:pPr>
+        <w:pStyle w:val="ListNumber"/>
+      </w:pPr>
+      <w:r>
+        <w:t>¿Qué se menciona como una medida importante para lograr el desarrollo sostenible?</w:t>
+      </w:r>
+    </w:p>
+    <w:p>
+      <w:pPr>
+        <w:pStyle w:val="Choice"/>
+      </w:pPr>
+      <w:r>
+        <w:t>a)</w:t>
+        <w:tab/>
+        <w:t>El aumento del consumo de energía.</w:t>
+      </w:r>
+    </w:p>
+    <w:p>
+      <w:pPr>
+        <w:pStyle w:val="Choice"/>
+      </w:pPr>
+      <w:r>
+        <w:t>b)</w:t>
+        <w:tab/>
+        <w:t>El reciclaje de los residuos.</w:t>
+      </w:r>
+    </w:p>
+    <w:p>
+      <w:pPr>
+        <w:pStyle w:val="Choice"/>
+      </w:pPr>
+      <w:r>
+        <w:t>c)</w:t>
+        <w:tab/>
+        <w:t>La compra de productos innecesarios.</w:t>
+      </w:r>
+    </w:p>
+    <w:p>
+      <w:pPr>
         <w:pStyle w:val="Choice"/>
       </w:pPr>
       <w:r>
         <w:t>d)</w:t>
         <w:tab/>
-        <w:t>La eficiencia energética y el ahorro de energía.</w:t>
+        <w:t>La utilización constante de la calefacción y el aire acondicionado.</w:t>
       </w:r>
     </w:p>
     <w:p>
@@ -63,7 +111,247 @@
         <w:pStyle w:val="ListNumber"/>
       </w:pPr>
       <w:r>
-        <w:t>¿Qué se menciona como una medida importante para lograr el desarrollo sostenible?</w:t>
+        <w:t>Según el texto, ¿qué se debe investigar y potenciar para lograr el desarrollo sostenible?</w:t>
+      </w:r>
+    </w:p>
+    <w:p>
+      <w:pPr>
+        <w:pStyle w:val="Choice"/>
+      </w:pPr>
+      <w:r>
+        <w:t>a)</w:t>
+        <w:tab/>
+        <w:t>La compra de electrodomésticos de bajo consumo.</w:t>
+      </w:r>
+    </w:p>
+    <w:p>
+      <w:pPr>
+        <w:pStyle w:val="Choice"/>
+      </w:pPr>
+      <w:r>
+        <w:t>b)</w:t>
+        <w:tab/>
+        <w:t>El uso del coche privado.</w:t>
+      </w:r>
+    </w:p>
+    <w:p>
+      <w:pPr>
+        <w:pStyle w:val="Choice"/>
+      </w:pPr>
+      <w:r>
+        <w:t>c)</w:t>
+        <w:tab/>
+        <w:t>Las energías renovables.</w:t>
+      </w:r>
+    </w:p>
+    <w:p>
+      <w:pPr>
+        <w:pStyle w:val="Choice"/>
+      </w:pPr>
+      <w:r>
+        <w:t>d)</w:t>
+        <w:tab/>
+        <w:t>El despilfarro de recursos naturales.</w:t>
+      </w:r>
+    </w:p>
+    <w:p>
+      <w:pPr>
+        <w:pStyle w:val="ListNumber"/>
+      </w:pPr>
+      <w:r>
+        <w:t>¿Qué es importante para lograr el desarrollo sostenible según el texto?</w:t>
+      </w:r>
+    </w:p>
+    <w:p>
+      <w:pPr>
+        <w:pStyle w:val="Choice"/>
+      </w:pPr>
+      <w:r>
+        <w:t>a)</w:t>
+        <w:tab/>
+        <w:t>Ignorar por completo la cuestión medioambiental.</w:t>
+      </w:r>
+    </w:p>
+    <w:p>
+      <w:pPr>
+        <w:pStyle w:val="Choice"/>
+      </w:pPr>
+      <w:r>
+        <w:t>b)</w:t>
+        <w:tab/>
+        <w:t>Aumentar el daño medioambiental.</w:t>
+      </w:r>
+    </w:p>
+    <w:p>
+      <w:pPr>
+        <w:pStyle w:val="Choice"/>
+      </w:pPr>
+      <w:r>
+        <w:t>c)</w:t>
+        <w:tab/>
+        <w:t>La adquisición de productos innecesarios.</w:t>
+      </w:r>
+    </w:p>
+    <w:p>
+      <w:pPr>
+        <w:pStyle w:val="Choice"/>
+      </w:pPr>
+      <w:r>
+        <w:t>d)</w:t>
+        <w:tab/>
+        <w:t>La concienciación de la población.</w:t>
+      </w:r>
+    </w:p>
+    <w:p>
+      <w:pPr>
+        <w:pStyle w:val="ListNumber"/>
+      </w:pPr>
+      <w:r>
+        <w:t>¿Qué pueden hacer los poderes públicos para lograr el desarrollo sostenible?</w:t>
+      </w:r>
+    </w:p>
+    <w:p>
+      <w:pPr>
+        <w:pStyle w:val="Choice"/>
+      </w:pPr>
+      <w:r>
+        <w:t>a)</w:t>
+        <w:tab/>
+        <w:t>Adoptar medidas que favorezcan el medio ambiente.</w:t>
+      </w:r>
+    </w:p>
+    <w:p>
+      <w:pPr>
+        <w:pStyle w:val="Choice"/>
+      </w:pPr>
+      <w:r>
+        <w:t>b)</w:t>
+        <w:tab/>
+        <w:t>Promover el aumento del despilfarro de recursos naturales.</w:t>
+      </w:r>
+    </w:p>
+    <w:p>
+      <w:pPr>
+        <w:pStyle w:val="Choice"/>
+      </w:pPr>
+      <w:r>
+        <w:t>c)</w:t>
+        <w:tab/>
+        <w:t>Negar el calentamiento climático y los problemas medioambientales.</w:t>
+      </w:r>
+    </w:p>
+    <w:p>
+      <w:pPr>
+        <w:pStyle w:val="Choice"/>
+      </w:pPr>
+      <w:r>
+        <w:t>d)</w:t>
+        <w:tab/>
+        <w:t>Ignorar completamente la cuestión medioambiental.</w:t>
+      </w:r>
+    </w:p>
+    <w:p>
+      <w:pPr>
+        <w:pStyle w:val="ListNumber"/>
+      </w:pPr>
+      <w:r>
+        <w:t>¿Por qué se menciona la economía globalizada en relación con el desarrollo sostenible?</w:t>
+      </w:r>
+    </w:p>
+    <w:p>
+      <w:pPr>
+        <w:pStyle w:val="Choice"/>
+      </w:pPr>
+      <w:r>
+        <w:t>a)</w:t>
+        <w:tab/>
+        <w:t>Porque la cuestión medioambiental es irrelevante en una economía globalizada.</w:t>
+      </w:r>
+    </w:p>
+    <w:p>
+      <w:pPr>
+        <w:pStyle w:val="Choice"/>
+      </w:pPr>
+      <w:r>
+        <w:t>b)</w:t>
+        <w:tab/>
+        <w:t>Porque un solo estado puede lograr el desarrollo sostenible sin la cooperación de otros.</w:t>
+      </w:r>
+    </w:p>
+    <w:p>
+      <w:pPr>
+        <w:pStyle w:val="Choice"/>
+      </w:pPr>
+      <w:r>
+        <w:t>c)</w:t>
+        <w:tab/>
+        <w:t>Porque los esfuerzos de un solo estado pueden tener resultados limitados si otros no actúan.</w:t>
+      </w:r>
+    </w:p>
+    <w:p>
+      <w:pPr>
+        <w:pStyle w:val="Choice"/>
+      </w:pPr>
+      <w:r>
+        <w:t>d)</w:t>
+        <w:tab/>
+        <w:t>Porque la economía globalizada no afecta al desarrollo sostenible.</w:t>
+      </w:r>
+    </w:p>
+    <w:p>
+      <w:pPr>
+        <w:pStyle w:val="ListNumber"/>
+      </w:pPr>
+      <w:r>
+        <w:t>¿Qué se recomienda en el texto como una acción para contribuir al desarrollo sostenible?</w:t>
+      </w:r>
+    </w:p>
+    <w:p>
+      <w:pPr>
+        <w:pStyle w:val="Choice"/>
+      </w:pPr>
+      <w:r>
+        <w:t>a)</w:t>
+        <w:tab/>
+        <w:t>Utilizar el coche privado en lugar del transporte público.</w:t>
+      </w:r>
+    </w:p>
+    <w:p>
+      <w:pPr>
+        <w:pStyle w:val="Choice"/>
+      </w:pPr>
+      <w:r>
+        <w:t>b)</w:t>
+        <w:tab/>
+        <w:t>Dejar grifos abiertos y luces encendidas.</w:t>
+      </w:r>
+    </w:p>
+    <w:p>
+      <w:pPr>
+        <w:pStyle w:val="Choice"/>
+      </w:pPr>
+      <w:r>
+        <w:t>c)</w:t>
+        <w:tab/>
+        <w:t>Aumentar el uso constante de la calefacción y el aire acondicionado.</w:t>
+      </w:r>
+    </w:p>
+    <w:p>
+      <w:pPr>
+        <w:pStyle w:val="Choice"/>
+      </w:pPr>
+      <w:r>
+        <w:t>d)</w:t>
+        <w:tab/>
+        <w:t>No adquirir productos innecesarios con grandes envases.</w:t>
+      </w:r>
+    </w:p>
+    <w:p>
+      <w:pPr>
+        <w:pStyle w:val="ListNumber"/>
+      </w:pPr>
+      <w:r>
+        <w:t>¿Qué significa la eficiencia energética según el texto?</w:t>
       </w:r>
     </w:p>
     <w:p>
@@ -83,7 +371,7 @@
       <w:r>
         <w:t>b)</w:t>
         <w:tab/>
-        <w:t>El reciclaje de los residuos.</w:t>
+        <w:t>El aumento del despilfarro de recursos naturales.</w:t>
       </w:r>
     </w:p>
     <w:p>
@@ -93,7 +381,7 @@
       <w:r>
         <w:t>c)</w:t>
         <w:tab/>
-        <w:t>La utilización constante de la calefacción y el aire acondicionado.</w:t>
+        <w:t>El uso constante de la calefacción y el aire acondicionado.</w:t>
       </w:r>
     </w:p>
     <w:p>
@@ -102,300 +390,12 @@
       </w:pPr>
       <w:r>
         <w:t>d)</w:t>
-        <w:tab/>
-        <w:t>El aumento del consumo de energía.</w:t>
-      </w:r>
-    </w:p>
-    <w:p>
-      <w:pPr>
-        <w:pStyle w:val="ListNumber"/>
-      </w:pPr>
-      <w:r>
-        <w:t>Según el texto, ¿qué se debe investigar y potenciar para lograr el desarrollo sostenible?</w:t>
-      </w:r>
-    </w:p>
-    <w:p>
-      <w:pPr>
-        <w:pStyle w:val="Choice"/>
-      </w:pPr>
-      <w:r>
-        <w:t>a)</w:t>
-        <w:tab/>
-        <w:t>El despilfarro de recursos naturales.</w:t>
-      </w:r>
-    </w:p>
-    <w:p>
-      <w:pPr>
-        <w:pStyle w:val="Choice"/>
-      </w:pPr>
-      <w:r>
-        <w:t>b)</w:t>
-        <w:tab/>
-        <w:t>El uso del coche privado.</w:t>
-      </w:r>
-    </w:p>
-    <w:p>
-      <w:pPr>
-        <w:pStyle w:val="Choice"/>
-      </w:pPr>
-      <w:r>
-        <w:t>c)</w:t>
-        <w:tab/>
-        <w:t>La compra de electrodomésticos de bajo consumo.</w:t>
-      </w:r>
-    </w:p>
-    <w:p>
-      <w:pPr>
-        <w:pStyle w:val="Choice"/>
-      </w:pPr>
-      <w:r>
-        <w:t>d)</w:t>
-        <w:tab/>
-        <w:t>Las energías renovables.</w:t>
-      </w:r>
-    </w:p>
-    <w:p>
-      <w:pPr>
-        <w:pStyle w:val="ListNumber"/>
-      </w:pPr>
-      <w:r>
-        <w:t>¿Qué es importante para lograr el desarrollo sostenible según el texto?</w:t>
-      </w:r>
-    </w:p>
-    <w:p>
-      <w:pPr>
-        <w:pStyle w:val="Choice"/>
-      </w:pPr>
-      <w:r>
-        <w:t>a)</w:t>
-        <w:tab/>
-        <w:t>Ignorar por completo la cuestión medioambiental.</w:t>
-      </w:r>
-    </w:p>
-    <w:p>
-      <w:pPr>
-        <w:pStyle w:val="Choice"/>
-      </w:pPr>
-      <w:r>
-        <w:t>b)</w:t>
-        <w:tab/>
-        <w:t>La concienciación de la población.</w:t>
-      </w:r>
-    </w:p>
-    <w:p>
-      <w:pPr>
-        <w:pStyle w:val="Choice"/>
-      </w:pPr>
-      <w:r>
-        <w:t>c)</w:t>
-        <w:tab/>
-        <w:t>Aumentar el daño medioambiental.</w:t>
-      </w:r>
-    </w:p>
-    <w:p>
-      <w:pPr>
-        <w:pStyle w:val="Choice"/>
-      </w:pPr>
-      <w:r>
-        <w:t>d)</w:t>
-        <w:tab/>
-        <w:t>La adquisición de productos innecesarios.</w:t>
-      </w:r>
-    </w:p>
-    <w:p>
-      <w:pPr>
-        <w:pStyle w:val="ListNumber"/>
-      </w:pPr>
-      <w:r>
-        <w:t>¿Qué pueden hacer los poderes públicos para lograr el desarrollo sostenible?</w:t>
-      </w:r>
-    </w:p>
-    <w:p>
-      <w:pPr>
-        <w:pStyle w:val="Choice"/>
-      </w:pPr>
-      <w:r>
-        <w:t>a)</w:t>
-        <w:tab/>
-        <w:t>Adoptar medidas que favorezcan el medio ambiente.</w:t>
-      </w:r>
-    </w:p>
-    <w:p>
-      <w:pPr>
-        <w:pStyle w:val="Choice"/>
-      </w:pPr>
-      <w:r>
-        <w:t>b)</w:t>
-        <w:tab/>
-        <w:t>Promover el aumento del despilfarro de recursos naturales.</w:t>
-      </w:r>
-    </w:p>
-    <w:p>
-      <w:pPr>
-        <w:pStyle w:val="Choice"/>
-      </w:pPr>
-      <w:r>
-        <w:t>c)</w:t>
-        <w:tab/>
-        <w:t>Ignorar completamente la cuestión medioambiental.</w:t>
-      </w:r>
-    </w:p>
-    <w:p>
-      <w:pPr>
-        <w:pStyle w:val="Choice"/>
-      </w:pPr>
-      <w:r>
-        <w:t>d)</w:t>
-        <w:tab/>
-        <w:t>Negar el calentamiento climático y los problemas medioambientales.</w:t>
-      </w:r>
-    </w:p>
-    <w:p>
-      <w:pPr>
-        <w:pStyle w:val="ListNumber"/>
-      </w:pPr>
-      <w:r>
-        <w:t>¿Por qué se menciona la economía globalizada en relación con el desarrollo sostenible?</w:t>
-      </w:r>
-    </w:p>
-    <w:p>
-      <w:pPr>
-        <w:pStyle w:val="Choice"/>
-      </w:pPr>
-      <w:r>
-        <w:t>a)</w:t>
-        <w:tab/>
-        <w:t>Porque la economía globalizada no afecta al desarrollo sostenible.</w:t>
-      </w:r>
-    </w:p>
-    <w:p>
-      <w:pPr>
-        <w:pStyle w:val="Choice"/>
-      </w:pPr>
-      <w:r>
-        <w:t>b)</w:t>
-        <w:tab/>
-        <w:t>Porque un solo estado puede lograr el desarrollo sostenible sin la cooperación de otros.</w:t>
-      </w:r>
-    </w:p>
-    <w:p>
-      <w:pPr>
-        <w:pStyle w:val="Choice"/>
-      </w:pPr>
-      <w:r>
-        <w:t>c)</w:t>
-        <w:tab/>
-        <w:t>Porque la cuestión medioambiental es irrelevante en una economía globalizada.</w:t>
-      </w:r>
-    </w:p>
-    <w:p>
-      <w:pPr>
-        <w:pStyle w:val="Choice"/>
-      </w:pPr>
-      <w:r>
-        <w:t>d)</w:t>
-        <w:tab/>
-        <w:t>Porque los esfuerzos de un solo estado pueden tener resultados limitados si otros no actúan.</w:t>
-      </w:r>
-    </w:p>
-    <w:p>
-      <w:pPr>
-        <w:pStyle w:val="ListNumber"/>
-      </w:pPr>
-      <w:r>
-        <w:t>¿Qué se recomienda en el texto como una acción para contribuir al desarrollo sostenible?</w:t>
-      </w:r>
-    </w:p>
-    <w:p>
-      <w:pPr>
-        <w:pStyle w:val="Choice"/>
-      </w:pPr>
-      <w:r>
-        <w:t>a)</w:t>
-        <w:tab/>
-        <w:t>No adquirir productos innecesarios con grandes envases.</w:t>
-      </w:r>
-    </w:p>
-    <w:p>
-      <w:pPr>
-        <w:pStyle w:val="Choice"/>
-      </w:pPr>
-      <w:r>
-        <w:t>b)</w:t>
-        <w:tab/>
-        <w:t>Utilizar el coche privado en lugar del transporte público.</w:t>
-      </w:r>
-    </w:p>
-    <w:p>
-      <w:pPr>
-        <w:pStyle w:val="Choice"/>
-      </w:pPr>
-      <w:r>
-        <w:t>c)</w:t>
-        <w:tab/>
-        <w:t>Aumentar el uso constante de la calefacción y el aire acondicionado.</w:t>
-      </w:r>
-    </w:p>
-    <w:p>
-      <w:pPr>
-        <w:pStyle w:val="Choice"/>
-      </w:pPr>
-      <w:r>
-        <w:t>d)</w:t>
-        <w:tab/>
-        <w:t>Dejar grifos abiertos y luces encendidas.</w:t>
-      </w:r>
-    </w:p>
-    <w:p>
-      <w:pPr>
-        <w:pStyle w:val="ListNumber"/>
-      </w:pPr>
-      <w:r>
-        <w:t>¿Qué significa la eficiencia energética según el texto?</w:t>
-      </w:r>
-    </w:p>
-    <w:p>
-      <w:pPr>
-        <w:pStyle w:val="Choice"/>
-      </w:pPr>
-      <w:r>
-        <w:t>a)</w:t>
         <w:tab/>
         <w:t>El ahorro de energía para evitar el despilfarro de recursos naturales.</w:t>
       </w:r>
     </w:p>
     <w:p>
       <w:pPr>
-        <w:pStyle w:val="Choice"/>
-      </w:pPr>
-      <w:r>
-        <w:t>b)</w:t>
-        <w:tab/>
-        <w:t>El uso constante de la calefacción y el aire acondicionado.</w:t>
-      </w:r>
-    </w:p>
-    <w:p>
-      <w:pPr>
-        <w:pStyle w:val="Choice"/>
-      </w:pPr>
-      <w:r>
-        <w:t>c)</w:t>
-        <w:tab/>
-        <w:t>La compra de productos innecesarios.</w:t>
-      </w:r>
-    </w:p>
-    <w:p>
-      <w:pPr>
-        <w:pStyle w:val="Choice"/>
-      </w:pPr>
-      <w:r>
-        <w:t>d)</w:t>
-        <w:tab/>
-        <w:t>El aumento del despilfarro de recursos naturales.</w:t>
-      </w:r>
-    </w:p>
-    <w:p>
-      <w:pPr>
         <w:pStyle w:val="ListNumber"/>
       </w:pPr>
       <w:r>
@@ -409,16 +409,6 @@
       <w:r>
         <w:t>a)</w:t>
         <w:tab/>
-        <w:t>Comprar coches con menor consumo de energía.</w:t>
-      </w:r>
-    </w:p>
-    <w:p>
-      <w:pPr>
-        <w:pStyle w:val="Choice"/>
-      </w:pPr>
-      <w:r>
-        <w:t>b)</w:t>
-        <w:tab/>
         <w:t>Utilizar el transporte público.</w:t>
       </w:r>
     </w:p>
@@ -427,9 +417,19 @@
         <w:pStyle w:val="Choice"/>
       </w:pPr>
       <w:r>
+        <w:t>b)</w:t>
+        <w:tab/>
+        <w:t>Dejar los grifos abiertos mientras se conduce.</w:t>
+      </w:r>
+    </w:p>
+    <w:p>
+      <w:pPr>
+        <w:pStyle w:val="Choice"/>
+      </w:pPr>
+      <w:r>
         <w:t>c)</w:t>
         <w:tab/>
-        <w:t>Dejar los grifos abiertos mientras se conduce.</w:t>
+        <w:t>Comprar coches con menor consumo de energía.</w:t>
       </w:r>
     </w:p>
     <w:p>
@@ -457,6 +457,26 @@
       <w:r>
         <w:t>a)</w:t>
         <w:tab/>
+        <w:t>Los ordenadores de sobremesa.</w:t>
+      </w:r>
+    </w:p>
+    <w:p>
+      <w:pPr>
+        <w:pStyle w:val="Choice"/>
+      </w:pPr>
+      <w:r>
+        <w:t>b)</w:t>
+        <w:tab/>
+        <w:t>Los objetos inventados hace más de cien años.</w:t>
+      </w:r>
+    </w:p>
+    <w:p>
+      <w:pPr>
+        <w:pStyle w:val="Choice"/>
+      </w:pPr>
+      <w:r>
+        <w:t>c)</w:t>
+        <w:tab/>
         <w:t>Los vehículos a motor y los teléfonos móviles.</w:t>
       </w:r>
     </w:p>
@@ -465,33 +485,13 @@
         <w:pStyle w:val="Choice"/>
       </w:pPr>
       <w:r>
-        <w:t>b)</w:t>
+        <w:t>d)</w:t>
         <w:tab/>
         <w:t>Los refrescos azucarados.</w:t>
       </w:r>
     </w:p>
     <w:p>
       <w:pPr>
-        <w:pStyle w:val="Choice"/>
-      </w:pPr>
-      <w:r>
-        <w:t>c)</w:t>
-        <w:tab/>
-        <w:t>Los objetos inventados hace más de cien años.</w:t>
-      </w:r>
-    </w:p>
-    <w:p>
-      <w:pPr>
-        <w:pStyle w:val="Choice"/>
-      </w:pPr>
-      <w:r>
-        <w:t>d)</w:t>
-        <w:tab/>
-        <w:t>Los ordenadores de sobremesa.</w:t>
-      </w:r>
-    </w:p>
-    <w:p>
-      <w:pPr>
         <w:pStyle w:val="ListNumber"/>
       </w:pPr>
       <w:r>
@@ -505,7 +505,7 @@
       <w:r>
         <w:t>a)</w:t>
         <w:tab/>
-        <w:t>Mayor uso de nuevos materiales plásticos.</w:t>
+        <w:t>Mayor consumo de gasolina sin plomo.</w:t>
       </w:r>
     </w:p>
     <w:p>
@@ -515,7 +515,7 @@
       <w:r>
         <w:t>b)</w:t>
         <w:tab/>
-        <w:t>Mayor consumo de gasolina sin plomo.</w:t>
+        <w:t>Mayor tamaño, precio y prestaciones.</w:t>
       </w:r>
     </w:p>
     <w:p>
@@ -535,7 +535,7 @@
       <w:r>
         <w:t>d)</w:t>
         <w:tab/>
-        <w:t>Mayor tamaño, precio y prestaciones.</w:t>
+        <w:t>Mayor uso de nuevos materiales plásticos.</w:t>
       </w:r>
     </w:p>
     <w:p>
@@ -573,7 +573,7 @@
       <w:r>
         <w:t>c)</w:t>
         <w:tab/>
-        <w:t>El aire acondicionado.</w:t>
+        <w:t>El tamaño de la pantalla.</w:t>
       </w:r>
     </w:p>
     <w:p>
@@ -583,7 +583,7 @@
       <w:r>
         <w:t>d)</w:t>
         <w:tab/>
-        <w:t>El tamaño de la pantalla.</w:t>
+        <w:t>El aire acondicionado.</w:t>
       </w:r>
     </w:p>
     <w:p>
@@ -601,7 +601,7 @@
       <w:r>
         <w:t>a)</w:t>
         <w:tab/>
-        <w:t>Buscar la menor comodidad en su uso.</w:t>
+        <w:t>Buscar la mayor cantidad de funciones.</w:t>
       </w:r>
     </w:p>
     <w:p>
@@ -611,7 +611,7 @@
       <w:r>
         <w:t>b)</w:t>
         <w:tab/>
-        <w:t>Buscar el mayor impacto medioambiental.</w:t>
+        <w:t>Buscar la menor comodidad en su uso.</w:t>
       </w:r>
     </w:p>
     <w:p>
@@ -631,7 +631,7 @@
       <w:r>
         <w:t>d)</w:t>
         <w:tab/>
-        <w:t>Buscar la mayor cantidad de funciones.</w:t>
+        <w:t>Buscar el mayor impacto medioambiental.</w:t>
       </w:r>
     </w:p>
     <w:p>
@@ -649,7 +649,7 @@
       <w:r>
         <w:t>a)</w:t>
         <w:tab/>
-        <w:t>Agregar más funciones de cocina.</w:t>
+        <w:t>Eliminar las pantallas.</w:t>
       </w:r>
     </w:p>
     <w:p>
@@ -659,7 +659,7 @@
       <w:r>
         <w:t>b)</w:t>
         <w:tab/>
-        <w:t>Eliminar las pantallas.</w:t>
+        <w:t>Reducir su tamaño.</w:t>
       </w:r>
     </w:p>
     <w:p>
@@ -679,7 +679,7 @@
       <w:r>
         <w:t>d)</w:t>
         <w:tab/>
-        <w:t>Reducir su tamaño.</w:t>
+        <w:t>Agregar más funciones de cocina.</w:t>
       </w:r>
     </w:p>
     <w:p>
@@ -697,7 +697,7 @@
       <w:r>
         <w:t>a)</w:t>
         <w:tab/>
-        <w:t>Buscar la mayor eficacia.</w:t>
+        <w:t>Buscar la mayor comodidad en su uso.</w:t>
       </w:r>
     </w:p>
     <w:p>
@@ -717,7 +717,7 @@
       <w:r>
         <w:t>c)</w:t>
         <w:tab/>
-        <w:t>Buscar el menor impacto medioambiental.</w:t>
+        <w:t>Buscar la mayor eficacia.</w:t>
       </w:r>
     </w:p>
     <w:p>
@@ -727,7 +727,7 @@
       <w:r>
         <w:t>d)</w:t>
         <w:tab/>
-        <w:t>Buscar la mayor comodidad en su uso.</w:t>
+        <w:t>Buscar el menor impacto medioambiental.</w:t>
       </w:r>
     </w:p>
     <w:p>
@@ -755,16 +755,6 @@
       <w:r>
         <w:t>b)</w:t>
         <w:tab/>
-        <w:t>La evolución de los ordenadores de sobremesa a portátiles.</w:t>
-      </w:r>
-    </w:p>
-    <w:p>
-      <w:pPr>
-        <w:pStyle w:val="Choice"/>
-      </w:pPr>
-      <w:r>
-        <w:t>c)</w:t>
-        <w:tab/>
         <w:t>La evolución de los motores de automóvil.</w:t>
       </w:r>
     </w:p>
@@ -773,13 +763,23 @@
         <w:pStyle w:val="Choice"/>
       </w:pPr>
       <w:r>
-        <w:t>d)</w:t>
+        <w:t>c)</w:t>
         <w:tab/>
         <w:t>La evolución de los teléfonos móviles a smartphones.</w:t>
       </w:r>
     </w:p>
     <w:p>
       <w:pPr>
+        <w:pStyle w:val="Choice"/>
+      </w:pPr>
+      <w:r>
+        <w:t>d)</w:t>
+        <w:tab/>
+        <w:t>La evolución de los ordenadores de sobremesa a portátiles.</w:t>
+      </w:r>
+    </w:p>
+    <w:p>
+      <w:pPr>
         <w:pStyle w:val="ListNumber"/>
       </w:pPr>
       <w:r>
@@ -793,7 +793,7 @@
       <w:r>
         <w:t>a)</w:t>
         <w:tab/>
-        <w:t>Que los objetos sean muy grandes.</w:t>
+        <w:t>Que los aparatos estén adaptados a los humanos.</w:t>
       </w:r>
     </w:p>
     <w:p>
@@ -802,6 +802,16 @@
       </w:pPr>
       <w:r>
         <w:t>b)</w:t>
+        <w:tab/>
+        <w:t>Que los objetos sean de colores brillantes.</w:t>
+      </w:r>
+    </w:p>
+    <w:p>
+      <w:pPr>
+        <w:pStyle w:val="Choice"/>
+      </w:pPr>
+      <w:r>
+        <w:t>c)</w:t>
         <w:tab/>
         <w:t>Que los objetos tengan un diseño complicado.</w:t>
       </w:r>
@@ -811,19 +821,9 @@
         <w:pStyle w:val="Choice"/>
       </w:pPr>
       <w:r>
-        <w:t>c)</w:t>
-        <w:tab/>
-        <w:t>Que los aparatos estén adaptados a los humanos.</w:t>
-      </w:r>
-    </w:p>
-    <w:p>
-      <w:pPr>
-        <w:pStyle w:val="Choice"/>
-      </w:pPr>
-      <w:r>
         <w:t>d)</w:t>
         <w:tab/>
-        <w:t>Que los objetos sean de colores brillantes.</w:t>
+        <w:t>Que los objetos sean muy grandes.</w:t>
       </w:r>
     </w:p>
     <w:p>
@@ -841,7 +841,7 @@
       <w:r>
         <w:t>a)</w:t>
         <w:tab/>
-        <w:t>Incorporar nuevos elementos.</w:t>
+        <w:t>Emplear nuevas fuentes de energía.</w:t>
       </w:r>
     </w:p>
     <w:p>
@@ -850,6 +850,16 @@
       </w:pPr>
       <w:r>
         <w:t>b)</w:t>
+        <w:tab/>
+        <w:t>Eliminar la seguridad de los objetos.</w:t>
+      </w:r>
+    </w:p>
+    <w:p>
+      <w:pPr>
+        <w:pStyle w:val="Choice"/>
+      </w:pPr>
+      <w:r>
+        <w:t>c)</w:t>
         <w:tab/>
         <w:t>Cambiar el diseño.</w:t>
       </w:r>
@@ -859,19 +869,9 @@
         <w:pStyle w:val="Choice"/>
       </w:pPr>
       <w:r>
-        <w:t>c)</w:t>
-        <w:tab/>
-        <w:t>Emplear nuevas fuentes de energía.</w:t>
-      </w:r>
-    </w:p>
-    <w:p>
-      <w:pPr>
-        <w:pStyle w:val="Choice"/>
-      </w:pPr>
-      <w:r>
         <w:t>d)</w:t>
         <w:tab/>
-        <w:t>Eliminar la seguridad de los objetos.</w:t>
+        <w:t>Incorporar nuevos elementos.</w:t>
       </w:r>
     </w:p>
     <w:p>
@@ -909,7 +909,7 @@
       <w:r>
         <w:t>c)</w:t>
         <w:tab/>
-        <w:t>Cambiar el color del objeto.</w:t>
+        <w:t>Añadir luces intermitentes.</w:t>
       </w:r>
     </w:p>
     <w:p>
@@ -919,7 +919,7 @@
       <w:r>
         <w:t>d)</w:t>
         <w:tab/>
-        <w:t>Añadir luces intermitentes.</w:t>
+        <w:t>Cambiar el color del objeto.</w:t>
       </w:r>
     </w:p>
     <w:p>
@@ -937,6 +937,16 @@
       <w:r>
         <w:t>a)</w:t>
         <w:tab/>
+        <w:t>Aumentar el consumo de combustibles fósiles.</w:t>
+      </w:r>
+    </w:p>
+    <w:p>
+      <w:pPr>
+        <w:pStyle w:val="Choice"/>
+      </w:pPr>
+      <w:r>
+        <w:t>b)</w:t>
+        <w:tab/>
         <w:t>Aumentar el costo del objeto.</w:t>
       </w:r>
     </w:p>
@@ -945,9 +955,9 @@
         <w:pStyle w:val="Choice"/>
       </w:pPr>
       <w:r>
-        <w:t>b)</w:t>
+        <w:t>c)</w:t>
         <w:tab/>
-        <w:t>Aumentar el consumo de combustibles fósiles.</w:t>
+        <w:t>Hacer que el objeto sea menos eficiente.</w:t>
       </w:r>
     </w:p>
     <w:p>
@@ -955,23 +965,13 @@
         <w:pStyle w:val="Choice"/>
       </w:pPr>
       <w:r>
-        <w:t>c)</w:t>
+        <w:t>d)</w:t>
         <w:tab/>
         <w:t>Reducir el impacto medioambiental.</w:t>
       </w:r>
     </w:p>
     <w:p>
       <w:pPr>
-        <w:pStyle w:val="Choice"/>
-      </w:pPr>
-      <w:r>
-        <w:t>d)</w:t>
-        <w:tab/>
-        <w:t>Hacer que el objeto sea menos eficiente.</w:t>
-      </w:r>
-    </w:p>
-    <w:p>
-      <w:pPr>
         <w:pStyle w:val="ListNumber"/>
       </w:pPr>
       <w:r>
@@ -985,6 +985,16 @@
       <w:r>
         <w:t>a)</w:t>
         <w:tab/>
+        <w:t>Los objetos no han cambiado en absoluto a lo largo del tiempo.</w:t>
+      </w:r>
+    </w:p>
+    <w:p>
+      <w:pPr>
+        <w:pStyle w:val="Choice"/>
+      </w:pPr>
+      <w:r>
+        <w:t>b)</w:t>
+        <w:tab/>
         <w:t>Los objetos han evolucionado únicamente en términos de diseño.</w:t>
       </w:r>
     </w:p>
@@ -993,9 +1003,9 @@
         <w:pStyle w:val="Choice"/>
       </w:pPr>
       <w:r>
-        <w:t>b)</w:t>
+        <w:t>c)</w:t>
         <w:tab/>
-        <w:t>Los objetos no han cambiado en absoluto a lo largo del tiempo.</w:t>
+        <w:t>Los objetos han evolucionado en busca de mayor seguridad, comodidad y eficacia.</w:t>
       </w:r>
     </w:p>
     <w:p>
@@ -1003,23 +1013,13 @@
         <w:pStyle w:val="Choice"/>
       </w:pPr>
       <w:r>
-        <w:t>c)</w:t>
+        <w:t>d)</w:t>
         <w:tab/>
         <w:t>Los objetos han evolucionado para aumentar el impacto medioambiental.</w:t>
       </w:r>
     </w:p>
     <w:p>
       <w:pPr>
-        <w:pStyle w:val="Choice"/>
-      </w:pPr>
-      <w:r>
-        <w:t>d)</w:t>
-        <w:tab/>
-        <w:t>Los objetos han evolucionado en busca de mayor seguridad, comodidad y eficacia.</w:t>
-      </w:r>
-    </w:p>
-    <w:p>
-      <w:pPr>
         <w:pStyle w:val="ListNumber"/>
       </w:pPr>
       <w:r>
@@ -1033,7 +1033,7 @@
       <w:r>
         <w:t>a)</w:t>
         <w:tab/>
-        <w:t>Buscar la mayor seguridad posible.</w:t>
+        <w:t>Buscar el mayor coste.</w:t>
       </w:r>
     </w:p>
     <w:p>
@@ -1042,16 +1042,6 @@
       </w:pPr>
       <w:r>
         <w:t>b)</w:t>
-        <w:tab/>
-        <w:t>Buscar la mayor comodidad en su uso.</w:t>
-      </w:r>
-    </w:p>
-    <w:p>
-      <w:pPr>
-        <w:pStyle w:val="Choice"/>
-      </w:pPr>
-      <w:r>
-        <w:t>c)</w:t>
         <w:tab/>
         <w:t>Buscar el menor impacto medioambiental.</w:t>
       </w:r>
@@ -1061,9 +1051,19 @@
         <w:pStyle w:val="Choice"/>
       </w:pPr>
       <w:r>
+        <w:t>c)</w:t>
+        <w:tab/>
+        <w:t>Buscar la mayor seguridad posible.</w:t>
+      </w:r>
+    </w:p>
+    <w:p>
+      <w:pPr>
+        <w:pStyle w:val="Choice"/>
+      </w:pPr>
+      <w:r>
         <w:t>d)</w:t>
         <w:tab/>
-        <w:t>Buscar el mayor coste.</w:t>
+        <w:t>Buscar la mayor comodidad en su uso.</w:t>
       </w:r>
     </w:p>
     <w:sectPr>
